--- a/00_Master_Index/TAS2O_Complete_Package_Master_Index.docx
+++ b/00_Master_Index/TAS2O_Complete_Package_Master_Index.docx
@@ -77,7 +77,7 @@
     <w:p>
       <w:pPr/>
       <w:r>
-        <w:t>TAS2O_Complete_Package_AI_Enhanced/</w:t>
+        <w:t>TAS2O_Complete_Package_/</w:t>
         <w:br/>
         <w:t xml:space="preserve">  00_Master_Index/</w:t>
         <w:br/>
@@ -228,7 +228,7 @@
                 <w:b w:val="0"/>
                 <w:sz w:val="18"/>
               </w:rPr>
-              <w:t>TAS2O_Course_Outline_AI_Enhanced.docx</w:t>
+              <w:t>TAS2O_Course_Outline_.docx</w:t>
             </w:r>
           </w:p>
         </w:tc>
@@ -294,7 +294,7 @@
                 <w:b w:val="0"/>
                 <w:sz w:val="18"/>
               </w:rPr>
-              <w:t>TAS2O_110_Hour_Pacing_Guide_AI_Enhanced.docx</w:t>
+              <w:t>TAS2O_110_Hour_Pacing_Guide_.docx</w:t>
             </w:r>
           </w:p>
         </w:tc>
@@ -360,7 +360,7 @@
                 <w:b w:val="0"/>
                 <w:sz w:val="18"/>
               </w:rPr>
-              <w:t>TAS2O_Curriculum_Mapping_Expectations_Coverage_AI_Enhanced.docx</w:t>
+              <w:t>TAS2O_Curriculum_Mapping_Expectations_Coverage_.docx</w:t>
             </w:r>
           </w:p>
         </w:tc>
@@ -426,7 +426,7 @@
                 <w:b w:val="0"/>
                 <w:sz w:val="18"/>
               </w:rPr>
-              <w:t>TAS2O_Unit_Plans_AI_Enhanced.docx</w:t>
+              <w:t>TAS2O_Unit_Plans_.docx</w:t>
             </w:r>
           </w:p>
         </w:tc>
@@ -492,7 +492,7 @@
                 <w:b w:val="0"/>
                 <w:sz w:val="18"/>
               </w:rPr>
-              <w:t>TAS2O_Major_Assignments_Package_AI_Enhanced.docx</w:t>
+              <w:t>TAS2O_Major_Assignments_Package_.docx</w:t>
             </w:r>
           </w:p>
         </w:tc>
@@ -558,7 +558,7 @@
                 <w:b w:val="0"/>
                 <w:sz w:val="18"/>
               </w:rPr>
-              <w:t>TAS2O_Rubrics_Package_AI_Enhanced.docx</w:t>
+              <w:t>TAS2O_Rubrics_Package_.docx</w:t>
             </w:r>
           </w:p>
         </w:tc>
@@ -624,7 +624,7 @@
                 <w:b w:val="0"/>
                 <w:sz w:val="18"/>
               </w:rPr>
-              <w:t>TAS2O_Safety_Package_AI_Enhanced.docx</w:t>
+              <w:t>TAS2O_Safety_Package_.docx</w:t>
             </w:r>
           </w:p>
         </w:tc>
@@ -756,7 +756,7 @@
                 <w:b w:val="0"/>
                 <w:sz w:val="18"/>
               </w:rPr>
-              <w:t>TAS2O_Assessment_Records_Package_AI_Enhanced.docx</w:t>
+              <w:t>TAS2O_Assessment_Records_Package_.docx</w:t>
             </w:r>
           </w:p>
         </w:tc>
@@ -822,7 +822,7 @@
                 <w:b w:val="0"/>
                 <w:sz w:val="18"/>
               </w:rPr>
-              <w:t>TAS2O_Teacher_Exemplars_Student_Work_Samples_Package_AI_Enhanced.docx</w:t>
+              <w:t>TAS2O_Teacher_Exemplars_Student_Work_Samples_Package_.docx</w:t>
             </w:r>
           </w:p>
         </w:tc>
@@ -888,7 +888,7 @@
                 <w:b w:val="0"/>
                 <w:sz w:val="18"/>
               </w:rPr>
-              <w:t>TAS2O_School_Course_Calendar_Addendum_AI_Enhanced.docx</w:t>
+              <w:t>TAS2O_School_Course_Calendar_Addendum_.docx</w:t>
             </w:r>
           </w:p>
         </w:tc>
@@ -954,7 +954,7 @@
                 <w:b w:val="0"/>
                 <w:sz w:val="18"/>
               </w:rPr>
-              <w:t>TAS2O_Inspection_Binder_Index_Ministry_Submission_Checklist_AI_Enhanced.docx</w:t>
+              <w:t>TAS2O_Inspection_Binder_Index_Ministry_Submission_Checklist_.docx</w:t>
             </w:r>
           </w:p>
         </w:tc>
@@ -1020,7 +1020,7 @@
                 <w:b w:val="0"/>
                 <w:sz w:val="18"/>
               </w:rPr>
-              <w:t>TAS2O_School_Pre_Inspection_Package_Checklist_AI_Enhanced.docx</w:t>
+              <w:t>TAS2O_School_Pre_Inspection_Package_Checklist_.docx</w:t>
             </w:r>
           </w:p>
         </w:tc>
@@ -1086,7 +1086,7 @@
                 <w:b w:val="0"/>
                 <w:sz w:val="18"/>
               </w:rPr>
-              <w:t>Full_School_Course_Calendar_Template_OSSD_AI_Enhanced.docx</w:t>
+              <w:t>Full_School_Course_Calendar_Template_OSSD_.docx</w:t>
             </w:r>
           </w:p>
         </w:tc>
@@ -1152,7 +1152,7 @@
                 <w:b w:val="0"/>
                 <w:sz w:val="18"/>
               </w:rPr>
-              <w:t>TAS2O_Report_Card_Credit_Reporting_Procedure_AI_Enhanced.docx</w:t>
+              <w:t>TAS2O_Report_Card_Credit_Reporting_Procedure_.docx</w:t>
             </w:r>
           </w:p>
         </w:tc>
@@ -1218,7 +1218,7 @@
                 <w:b w:val="0"/>
                 <w:sz w:val="18"/>
               </w:rPr>
-              <w:t>TAS2O_Attendance_110_Hour_Evidence_Log_AI_Enhanced.docx</w:t>
+              <w:t>TAS2O_Attendance_110_Hour_Evidence_Log_.docx</w:t>
             </w:r>
           </w:p>
         </w:tc>
@@ -1284,7 +1284,7 @@
                 <w:b w:val="0"/>
                 <w:sz w:val="18"/>
               </w:rPr>
-              <w:t>TAS2O_Equipment_Inventory_Maintenance_Log_AI_Enhanced.docx</w:t>
+              <w:t>TAS2O_Equipment_Inventory_Maintenance_Log_.docx</w:t>
             </w:r>
           </w:p>
         </w:tc>
@@ -1350,7 +1350,7 @@
                 <w:b w:val="0"/>
                 <w:sz w:val="18"/>
               </w:rPr>
-              <w:t>TAS2O_Parent_Consent_Practical_Course_Acknowledgement_AI_Enhanced.docx</w:t>
+              <w:t>TAS2O_Parent_Consent_Practical_Course_Acknowledgement_.docx</w:t>
             </w:r>
           </w:p>
         </w:tc>
@@ -1416,7 +1416,7 @@
                 <w:b w:val="0"/>
                 <w:sz w:val="18"/>
               </w:rPr>
-              <w:t>TAS2O_Student_Onboarding_Package_AI_Enhanced.docx</w:t>
+              <w:t>TAS2O_Student_Onboarding_Package_.docx</w:t>
             </w:r>
           </w:p>
         </w:tc>
@@ -1482,7 +1482,7 @@
                 <w:b w:val="0"/>
                 <w:sz w:val="18"/>
               </w:rPr>
-              <w:t>TAS2O_Teacher_Daily_Lesson_Log_AI_Enhanced.docx</w:t>
+              <w:t>TAS2O_Teacher_Daily_Lesson_Log_.docx</w:t>
             </w:r>
           </w:p>
         </w:tc>
@@ -1548,7 +1548,7 @@
                 <w:b w:val="0"/>
                 <w:sz w:val="18"/>
               </w:rPr>
-              <w:t>TAS2O_Substitute_Teacher_Emergency_Plan_AI_Enhanced.docx</w:t>
+              <w:t>TAS2O_Substitute_Teacher_Emergency_Plan_.docx</w:t>
             </w:r>
           </w:p>
         </w:tc>
@@ -1614,7 +1614,7 @@
                 <w:b w:val="0"/>
                 <w:sz w:val="18"/>
               </w:rPr>
-              <w:t>TAS2O_Online_Blended_Learning_Evidence_Log_AI_Enhanced.docx</w:t>
+              <w:t>TAS2O_Online_Blended_Learning_Evidence_Log_.docx</w:t>
             </w:r>
           </w:p>
         </w:tc>
@@ -1680,7 +1680,7 @@
                 <w:b w:val="0"/>
                 <w:sz w:val="18"/>
               </w:rPr>
-              <w:t>TAS2O_Photo_Video_Portfolio_Consent_Form_AI_Enhanced.docx</w:t>
+              <w:t>TAS2O_Photo_Video_Portfolio_Consent_Form_.docx</w:t>
             </w:r>
           </w:p>
         </w:tc>
@@ -1746,7 +1746,7 @@
                 <w:b w:val="0"/>
                 <w:sz w:val="18"/>
               </w:rPr>
-              <w:t>TAS2O_Lab_Classroom_Setup_Checklist_AI_Enhanced.docx</w:t>
+              <w:t>TAS2O_Lab_Classroom_Setup_Checklist_.docx</w:t>
             </w:r>
           </w:p>
         </w:tc>
@@ -1812,7 +1812,7 @@
                 <w:b w:val="0"/>
                 <w:sz w:val="18"/>
               </w:rPr>
-              <w:t>TAS2O_Teacher_Qualification_Resume_Training_File_Template_AI_Enhanced.docx</w:t>
+              <w:t>TAS2O_Teacher_Qualification_Resume_Training_File_Template_.docx</w:t>
             </w:r>
           </w:p>
         </w:tc>
@@ -1878,7 +1878,7 @@
                 <w:b w:val="0"/>
                 <w:sz w:val="18"/>
               </w:rPr>
-              <w:t>TAS2O_Capstone_Showcase_Demo_Day_Plan_AI_Enhanced.docx</w:t>
+              <w:t>TAS2O_Capstone_Showcase_Demo_Day_Plan_.docx</w:t>
             </w:r>
           </w:p>
         </w:tc>
@@ -1944,7 +1944,7 @@
                 <w:b w:val="0"/>
                 <w:sz w:val="18"/>
               </w:rPr>
-              <w:t>TAS2O_Materials_Consumables_Budget_AI_Enhanced.docx</w:t>
+              <w:t>TAS2O_Materials_Consumables_Budget_.docx</w:t>
             </w:r>
           </w:p>
         </w:tc>
@@ -2010,7 +2010,7 @@
                 <w:b w:val="0"/>
                 <w:sz w:val="18"/>
               </w:rPr>
-              <w:t>TAS2O_Technology_Setup_Account_Access_Checklist_AI_Enhanced.docx</w:t>
+              <w:t>TAS2O_Technology_Setup_Account_Access_Checklist_.docx</w:t>
             </w:r>
           </w:p>
         </w:tc>
@@ -2076,7 +2076,7 @@
                 <w:b w:val="0"/>
                 <w:sz w:val="18"/>
               </w:rPr>
-              <w:t>TAS2O_Communication_Templates_Package_AI_Enhanced.docx</w:t>
+              <w:t>TAS2O_Communication_Templates_Package_.docx</w:t>
             </w:r>
           </w:p>
         </w:tc>

--- a/00_Master_Index/TAS2O_Complete_Package_Master_Index.docx
+++ b/00_Master_Index/TAS2O_Complete_Package_Master_Index.docx
@@ -706,7 +706,7 @@
                 <w:b w:val="0"/>
                 <w:sz w:val="18"/>
               </w:rPr>
-              <w:t>Responsible AI use policy, AI use logs, student declaration, parent letter, and teacher review workflow.</w:t>
+              <w:t>Responsible use of approved AI tools policy, use of approved AI tools logs, student declaration, parent letter, and teacher review workflow.</w:t>
             </w:r>
           </w:p>
         </w:tc>
@@ -1498,7 +1498,7 @@
                 <w:b w:val="0"/>
                 <w:sz w:val="18"/>
               </w:rPr>
-              <w:t>Daily and weekly teaching record template for curriculum coverage, safety, attendance, AI use, assessment, and reflection.</w:t>
+              <w:t>Daily and weekly teaching record template for curriculum coverage, safety, attendance, use of approved AI tools, assessment, and reflection.</w:t>
             </w:r>
           </w:p>
         </w:tc>
@@ -2701,7 +2701,7 @@
                 <w:b w:val="0"/>
                 <w:sz w:val="18"/>
               </w:rPr>
-              <w:t>AI use logs, verification checklists, student declarations, teacher review notes.</w:t>
+              <w:t>use of approved AI tools logs, verification checklists, student declarations, teacher review notes.</w:t>
             </w:r>
           </w:p>
         </w:tc>
